--- a/2.2/2.2.4/2.2.4.docx
+++ b/2.2/2.2.4/2.2.4.docx
@@ -1,6 +1,6 @@
 
 <file path=word/document.xml><?xml version="1.0" encoding="utf-8"?>
-<w:document xmlns:wpc="http://schemas.microsoft.com/office/word/2010/wordprocessingCanvas" xmlns:cx="http://schemas.microsoft.com/office/drawing/2014/chartex" xmlns:cx1="http://schemas.microsoft.com/office/drawing/2015/9/8/chartex" xmlns:mc="http://schemas.openxmlformats.org/markup-compatibility/2006" xmlns:o="urn:schemas-microsoft-com:office:office" xmlns:r="http://schemas.openxmlformats.org/officeDocument/2006/relationships" xmlns:m="http://schemas.openxmlformats.org/officeDocument/2006/math" xmlns:v="urn:schemas-microsoft-com:vml" xmlns:wp14="http://schemas.microsoft.com/office/word/2010/wordprocessingDrawing" xmlns:wp="http://schemas.openxmlformats.org/drawingml/2006/wordprocessingDrawing" xmlns:w10="urn:schemas-microsoft-com:office:word" xmlns:w="http://schemas.openxmlformats.org/wordprocessingml/2006/main" xmlns:w14="http://schemas.microsoft.com/office/word/2010/wordml" xmlns:w15="http://schemas.microsoft.com/office/word/2012/wordml" xmlns:w16se="http://schemas.microsoft.com/office/word/2015/wordml/symex" xmlns:wpg="http://schemas.microsoft.com/office/word/2010/wordprocessingGroup" xmlns:wpi="http://schemas.microsoft.com/office/word/2010/wordprocessingInk" xmlns:wne="http://schemas.microsoft.com/office/word/2006/wordml" xmlns:wps="http://schemas.microsoft.com/office/word/2010/wordprocessingShape" mc:Ignorable="w14 w15 w16se wp14">
+<w:document xmlns:wpc="http://schemas.microsoft.com/office/word/2010/wordprocessingCanvas" xmlns:cx="http://schemas.microsoft.com/office/drawing/2014/chartex" xmlns:cx1="http://schemas.microsoft.com/office/drawing/2015/9/8/chartex" xmlns:cx2="http://schemas.microsoft.com/office/drawing/2015/10/21/chartex" xmlns:cx3="http://schemas.microsoft.com/office/drawing/2016/5/9/chartex" xmlns:cx4="http://schemas.microsoft.com/office/drawing/2016/5/10/chartex" xmlns:cx5="http://schemas.microsoft.com/office/drawing/2016/5/11/chartex" xmlns:cx6="http://schemas.microsoft.com/office/drawing/2016/5/12/chartex" xmlns:cx7="http://schemas.microsoft.com/office/drawing/2016/5/13/chartex" xmlns:cx8="http://schemas.microsoft.com/office/drawing/2016/5/14/chartex" xmlns:mc="http://schemas.openxmlformats.org/markup-compatibility/2006" xmlns:aink="http://schemas.microsoft.com/office/drawing/2016/ink" xmlns:am3d="http://schemas.microsoft.com/office/drawing/2017/model3d" xmlns:o="urn:schemas-microsoft-com:office:office" xmlns:r="http://schemas.openxmlformats.org/officeDocument/2006/relationships" xmlns:m="http://schemas.openxmlformats.org/officeDocument/2006/math" xmlns:v="urn:schemas-microsoft-com:vml" xmlns:wp14="http://schemas.microsoft.com/office/word/2010/wordprocessingDrawing" xmlns:wp="http://schemas.openxmlformats.org/drawingml/2006/wordprocessingDrawing" xmlns:w10="urn:schemas-microsoft-com:office:word" xmlns:w="http://schemas.openxmlformats.org/wordprocessingml/2006/main" xmlns:w14="http://schemas.microsoft.com/office/word/2010/wordml" xmlns:w15="http://schemas.microsoft.com/office/word/2012/wordml" xmlns:w16cid="http://schemas.microsoft.com/office/word/2016/wordml/cid" xmlns:w16se="http://schemas.microsoft.com/office/word/2015/wordml/symex" xmlns:wpg="http://schemas.microsoft.com/office/word/2010/wordprocessingGroup" xmlns:wpi="http://schemas.microsoft.com/office/word/2010/wordprocessingInk" xmlns:wne="http://schemas.microsoft.com/office/word/2006/wordml" xmlns:wps="http://schemas.microsoft.com/office/word/2010/wordprocessingShape" mc:Ignorable="w14 w15 w16se w16cid wp14">
   <w:body>
     <w:p>
       <w:pPr>
@@ -30,7 +30,6 @@
           <w:sz w:val="24"/>
         </w:rPr>
       </w:pPr>
-      <w:bookmarkStart w:id="0" w:name="_GoBack"/>
       <w:r>
         <w:rPr>
           <w:rFonts w:hint="eastAsia"/>
@@ -48,7 +47,7 @@
         <w:rPr>
           <w:sz w:val="24"/>
         </w:rPr>
-        <w:t>__________</w:t>
+        <w:t>0.025</w:t>
       </w:r>
     </w:p>
     <w:p>
@@ -74,10 +73,9 @@
         <w:rPr>
           <w:sz w:val="24"/>
         </w:rPr>
-        <w:t>__________</w:t>
-      </w:r>
-    </w:p>
-    <w:bookmarkEnd w:id="0"/>
+        <w:t>0.185</w:t>
+      </w:r>
+    </w:p>
     <w:p>
       <w:pPr>
         <w:pStyle w:val="2"/>
@@ -89,7 +87,19 @@
         <w:t>错误分析</w:t>
       </w:r>
     </w:p>
-    <w:p/>
+    <w:p>
+      <w:pPr>
+        <w:rPr>
+          <w:rFonts w:hint="eastAsia"/>
+        </w:rPr>
+      </w:pPr>
+      <w:r>
+        <w:rPr>
+          <w:rFonts w:hint="eastAsia"/>
+        </w:rPr>
+        <w:t>欠拟合；模型简单；</w:t>
+      </w:r>
+    </w:p>
     <w:p>
       <w:pPr>
         <w:pStyle w:val="2"/>
@@ -101,7 +111,27 @@
         <w:t>改进建议</w:t>
       </w:r>
     </w:p>
-    <w:p/>
+    <w:p>
+      <w:pPr>
+        <w:rPr>
+          <w:rFonts w:hint="eastAsia"/>
+        </w:rPr>
+      </w:pPr>
+      <w:r>
+        <w:rPr>
+          <w:rFonts w:hint="eastAsia"/>
+        </w:rPr>
+        <w:t>改善数据质量和数量；模型</w:t>
+      </w:r>
+      <w:bookmarkStart w:id="0" w:name="_GoBack"/>
+      <w:bookmarkEnd w:id="0"/>
+      <w:r>
+        <w:rPr>
+          <w:rFonts w:hint="eastAsia"/>
+        </w:rPr>
+        <w:t>改进；参数调优</w:t>
+      </w:r>
+    </w:p>
     <w:sectPr>
       <w:pgSz w:w="11906" w:h="16838"/>
       <w:pgMar w:top="1440" w:right="1800" w:bottom="1440" w:left="1800" w:header="851" w:footer="992" w:gutter="0"/>
@@ -113,7 +143,7 @@
 </file>
 
 <file path=word/endnotes.xml><?xml version="1.0" encoding="utf-8"?>
-<w:endnotes xmlns:wpc="http://schemas.microsoft.com/office/word/2010/wordprocessingCanvas" xmlns:cx="http://schemas.microsoft.com/office/drawing/2014/chartex" xmlns:cx1="http://schemas.microsoft.com/office/drawing/2015/9/8/chartex" xmlns:mc="http://schemas.openxmlformats.org/markup-compatibility/2006" xmlns:o="urn:schemas-microsoft-com:office:office" xmlns:r="http://schemas.openxmlformats.org/officeDocument/2006/relationships" xmlns:m="http://schemas.openxmlformats.org/officeDocument/2006/math" xmlns:v="urn:schemas-microsoft-com:vml" xmlns:wp14="http://schemas.microsoft.com/office/word/2010/wordprocessingDrawing" xmlns:wp="http://schemas.openxmlformats.org/drawingml/2006/wordprocessingDrawing" xmlns:w10="urn:schemas-microsoft-com:office:word" xmlns:w="http://schemas.openxmlformats.org/wordprocessingml/2006/main" xmlns:w14="http://schemas.microsoft.com/office/word/2010/wordml" xmlns:w15="http://schemas.microsoft.com/office/word/2012/wordml" xmlns:w16se="http://schemas.microsoft.com/office/word/2015/wordml/symex" xmlns:wpg="http://schemas.microsoft.com/office/word/2010/wordprocessingGroup" xmlns:wpi="http://schemas.microsoft.com/office/word/2010/wordprocessingInk" xmlns:wne="http://schemas.microsoft.com/office/word/2006/wordml" xmlns:wps="http://schemas.microsoft.com/office/word/2010/wordprocessingShape" mc:Ignorable="w14 w15 w16se wp14">
+<w:endnotes xmlns:wpc="http://schemas.microsoft.com/office/word/2010/wordprocessingCanvas" xmlns:cx="http://schemas.microsoft.com/office/drawing/2014/chartex" xmlns:cx1="http://schemas.microsoft.com/office/drawing/2015/9/8/chartex" xmlns:cx2="http://schemas.microsoft.com/office/drawing/2015/10/21/chartex" xmlns:cx3="http://schemas.microsoft.com/office/drawing/2016/5/9/chartex" xmlns:cx4="http://schemas.microsoft.com/office/drawing/2016/5/10/chartex" xmlns:cx5="http://schemas.microsoft.com/office/drawing/2016/5/11/chartex" xmlns:cx6="http://schemas.microsoft.com/office/drawing/2016/5/12/chartex" xmlns:cx7="http://schemas.microsoft.com/office/drawing/2016/5/13/chartex" xmlns:cx8="http://schemas.microsoft.com/office/drawing/2016/5/14/chartex" xmlns:mc="http://schemas.openxmlformats.org/markup-compatibility/2006" xmlns:aink="http://schemas.microsoft.com/office/drawing/2016/ink" xmlns:am3d="http://schemas.microsoft.com/office/drawing/2017/model3d" xmlns:o="urn:schemas-microsoft-com:office:office" xmlns:r="http://schemas.openxmlformats.org/officeDocument/2006/relationships" xmlns:m="http://schemas.openxmlformats.org/officeDocument/2006/math" xmlns:v="urn:schemas-microsoft-com:vml" xmlns:wp14="http://schemas.microsoft.com/office/word/2010/wordprocessingDrawing" xmlns:wp="http://schemas.openxmlformats.org/drawingml/2006/wordprocessingDrawing" xmlns:w10="urn:schemas-microsoft-com:office:word" xmlns:w="http://schemas.openxmlformats.org/wordprocessingml/2006/main" xmlns:w14="http://schemas.microsoft.com/office/word/2010/wordml" xmlns:w15="http://schemas.microsoft.com/office/word/2012/wordml" xmlns:w16cid="http://schemas.microsoft.com/office/word/2016/wordml/cid" xmlns:w16se="http://schemas.microsoft.com/office/word/2015/wordml/symex" xmlns:wpg="http://schemas.microsoft.com/office/word/2010/wordprocessingGroup" xmlns:wpi="http://schemas.microsoft.com/office/word/2010/wordprocessingInk" xmlns:wne="http://schemas.microsoft.com/office/word/2006/wordml" xmlns:wps="http://schemas.microsoft.com/office/word/2010/wordprocessingShape" mc:Ignorable="w14 w15 w16se w16cid wp14">
   <w:endnote w:type="separator" w:id="-1">
     <w:p>
       <w:r>
@@ -132,7 +162,7 @@
 </file>
 
 <file path=word/footnotes.xml><?xml version="1.0" encoding="utf-8"?>
-<w:footnotes xmlns:wpc="http://schemas.microsoft.com/office/word/2010/wordprocessingCanvas" xmlns:cx="http://schemas.microsoft.com/office/drawing/2014/chartex" xmlns:cx1="http://schemas.microsoft.com/office/drawing/2015/9/8/chartex" xmlns:mc="http://schemas.openxmlformats.org/markup-compatibility/2006" xmlns:o="urn:schemas-microsoft-com:office:office" xmlns:r="http://schemas.openxmlformats.org/officeDocument/2006/relationships" xmlns:m="http://schemas.openxmlformats.org/officeDocument/2006/math" xmlns:v="urn:schemas-microsoft-com:vml" xmlns:wp14="http://schemas.microsoft.com/office/word/2010/wordprocessingDrawing" xmlns:wp="http://schemas.openxmlformats.org/drawingml/2006/wordprocessingDrawing" xmlns:w10="urn:schemas-microsoft-com:office:word" xmlns:w="http://schemas.openxmlformats.org/wordprocessingml/2006/main" xmlns:w14="http://schemas.microsoft.com/office/word/2010/wordml" xmlns:w15="http://schemas.microsoft.com/office/word/2012/wordml" xmlns:w16se="http://schemas.microsoft.com/office/word/2015/wordml/symex" xmlns:wpg="http://schemas.microsoft.com/office/word/2010/wordprocessingGroup" xmlns:wpi="http://schemas.microsoft.com/office/word/2010/wordprocessingInk" xmlns:wne="http://schemas.microsoft.com/office/word/2006/wordml" xmlns:wps="http://schemas.microsoft.com/office/word/2010/wordprocessingShape" mc:Ignorable="w14 w15 w16se wp14">
+<w:footnotes xmlns:wpc="http://schemas.microsoft.com/office/word/2010/wordprocessingCanvas" xmlns:cx="http://schemas.microsoft.com/office/drawing/2014/chartex" xmlns:cx1="http://schemas.microsoft.com/office/drawing/2015/9/8/chartex" xmlns:cx2="http://schemas.microsoft.com/office/drawing/2015/10/21/chartex" xmlns:cx3="http://schemas.microsoft.com/office/drawing/2016/5/9/chartex" xmlns:cx4="http://schemas.microsoft.com/office/drawing/2016/5/10/chartex" xmlns:cx5="http://schemas.microsoft.com/office/drawing/2016/5/11/chartex" xmlns:cx6="http://schemas.microsoft.com/office/drawing/2016/5/12/chartex" xmlns:cx7="http://schemas.microsoft.com/office/drawing/2016/5/13/chartex" xmlns:cx8="http://schemas.microsoft.com/office/drawing/2016/5/14/chartex" xmlns:mc="http://schemas.openxmlformats.org/markup-compatibility/2006" xmlns:aink="http://schemas.microsoft.com/office/drawing/2016/ink" xmlns:am3d="http://schemas.microsoft.com/office/drawing/2017/model3d" xmlns:o="urn:schemas-microsoft-com:office:office" xmlns:r="http://schemas.openxmlformats.org/officeDocument/2006/relationships" xmlns:m="http://schemas.openxmlformats.org/officeDocument/2006/math" xmlns:v="urn:schemas-microsoft-com:vml" xmlns:wp14="http://schemas.microsoft.com/office/word/2010/wordprocessingDrawing" xmlns:wp="http://schemas.openxmlformats.org/drawingml/2006/wordprocessingDrawing" xmlns:w10="urn:schemas-microsoft-com:office:word" xmlns:w="http://schemas.openxmlformats.org/wordprocessingml/2006/main" xmlns:w14="http://schemas.microsoft.com/office/word/2010/wordml" xmlns:w15="http://schemas.microsoft.com/office/word/2012/wordml" xmlns:w16cid="http://schemas.microsoft.com/office/word/2016/wordml/cid" xmlns:w16se="http://schemas.microsoft.com/office/word/2015/wordml/symex" xmlns:wpg="http://schemas.microsoft.com/office/word/2010/wordprocessingGroup" xmlns:wpi="http://schemas.microsoft.com/office/word/2010/wordprocessingInk" xmlns:wne="http://schemas.microsoft.com/office/word/2006/wordml" xmlns:wps="http://schemas.microsoft.com/office/word/2010/wordprocessingShape" mc:Ignorable="w14 w15 w16se w16cid wp14">
   <w:footnote w:type="separator" w:id="-1">
     <w:p>
       <w:r>
@@ -151,7 +181,7 @@
 </file>
 
 <file path=word/styles.xml><?xml version="1.0" encoding="utf-8"?>
-<w:styles xmlns:mc="http://schemas.openxmlformats.org/markup-compatibility/2006" xmlns:r="http://schemas.openxmlformats.org/officeDocument/2006/relationships" xmlns:w="http://schemas.openxmlformats.org/wordprocessingml/2006/main" xmlns:w14="http://schemas.microsoft.com/office/word/2010/wordml" xmlns:w15="http://schemas.microsoft.com/office/word/2012/wordml" xmlns:w16se="http://schemas.microsoft.com/office/word/2015/wordml/symex" mc:Ignorable="w14 w15 w16se">
+<w:styles xmlns:mc="http://schemas.openxmlformats.org/markup-compatibility/2006" xmlns:r="http://schemas.openxmlformats.org/officeDocument/2006/relationships" xmlns:w="http://schemas.openxmlformats.org/wordprocessingml/2006/main" xmlns:w14="http://schemas.microsoft.com/office/word/2010/wordml" xmlns:w15="http://schemas.microsoft.com/office/word/2012/wordml" xmlns:w16cid="http://schemas.microsoft.com/office/word/2016/wordml/cid" xmlns:w16se="http://schemas.microsoft.com/office/word/2015/wordml/symex" mc:Ignorable="w14 w15 w16se w16cid">
   <w:docDefaults>
     <w:rPrDefault>
       <w:rPr>
@@ -164,7 +194,7 @@
     </w:rPrDefault>
     <w:pPrDefault/>
   </w:docDefaults>
-  <w:latentStyles w:defLockedState="0" w:defUIPriority="99" w:defSemiHidden="0" w:defUnhideWhenUsed="0" w:defQFormat="0" w:count="371">
+  <w:latentStyles w:defLockedState="0" w:defUIPriority="99" w:defSemiHidden="0" w:defUnhideWhenUsed="0" w:defQFormat="0" w:count="375">
     <w:lsdException w:name="Normal" w:uiPriority="0" w:qFormat="1"/>
     <w:lsdException w:name="heading 1" w:uiPriority="9" w:qFormat="1"/>
     <w:lsdException w:name="heading 2" w:semiHidden="1" w:uiPriority="9" w:unhideWhenUsed="1" w:qFormat="1"/>
@@ -270,7 +300,6 @@
     <w:lsdException w:name="HTML Sample" w:semiHidden="1" w:unhideWhenUsed="1"/>
     <w:lsdException w:name="HTML Typewriter" w:semiHidden="1" w:unhideWhenUsed="1"/>
     <w:lsdException w:name="HTML Variable" w:semiHidden="1" w:unhideWhenUsed="1"/>
-    <w:lsdException w:name="Normal Table" w:semiHidden="1" w:unhideWhenUsed="1"/>
     <w:lsdException w:name="annotation subject" w:semiHidden="1" w:unhideWhenUsed="1"/>
     <w:lsdException w:name="No List" w:semiHidden="1" w:unhideWhenUsed="1"/>
     <w:lsdException w:name="Outline List 1" w:semiHidden="1" w:unhideWhenUsed="1"/>
@@ -314,10 +343,8 @@
     <w:lsdException w:name="Table Elegant" w:semiHidden="1" w:unhideWhenUsed="1"/>
     <w:lsdException w:name="Table Professional" w:semiHidden="1" w:unhideWhenUsed="1"/>
     <w:lsdException w:name="Table Subtle 1" w:semiHidden="1" w:unhideWhenUsed="1"/>
-    <w:lsdException w:name="Table Subtle 2" w:semiHidden="1" w:unhideWhenUsed="1"/>
     <w:lsdException w:name="Table Web 1" w:semiHidden="1" w:unhideWhenUsed="1"/>
     <w:lsdException w:name="Table Web 2" w:semiHidden="1" w:unhideWhenUsed="1"/>
-    <w:lsdException w:name="Table Web 3" w:semiHidden="1" w:unhideWhenUsed="1"/>
     <w:lsdException w:name="Balloon Text" w:semiHidden="1" w:unhideWhenUsed="1"/>
     <w:lsdException w:name="Table Grid" w:uiPriority="39"/>
     <w:lsdException w:name="Table Theme" w:semiHidden="1" w:unhideWhenUsed="1"/>
@@ -536,6 +563,10 @@
     <w:lsdException w:name="List Table 5 Dark Accent 6" w:uiPriority="50"/>
     <w:lsdException w:name="List Table 6 Colorful Accent 6" w:uiPriority="51"/>
     <w:lsdException w:name="List Table 7 Colorful Accent 6" w:uiPriority="52"/>
+    <w:lsdException w:name="Mention" w:semiHidden="1" w:unhideWhenUsed="1"/>
+    <w:lsdException w:name="Smart Hyperlink" w:semiHidden="1" w:unhideWhenUsed="1"/>
+    <w:lsdException w:name="Hashtag" w:semiHidden="1" w:unhideWhenUsed="1"/>
+    <w:lsdException w:name="Unresolved Mention" w:semiHidden="1" w:unhideWhenUsed="1"/>
   </w:latentStyles>
   <w:style w:type="paragraph" w:default="1" w:styleId="a">
     <w:name w:val="Normal"/>
